--- a/products-storage/11-bankrotstvo-genpodryadchika/09-chto-delat-esli-srok-propushchen.docx
+++ b/products-storage/11-bankrotstvo-genpodryadchika/09-chto-delat-esli-srok-propushchen.docx
@@ -674,7 +674,7 @@
           <w:sz w:val="24"/>
           <w:szCs w:val="24"/>
         </w:rPr>
-        <w:t xml:space="preserve">взята публикация не в том источнике;</w:t>
+        <w:t xml:space="preserve">взята публикация не в том источнике: срок считается от даты опубликования сведений в официальном издании, а не от даты сообщения в ЕФРСБ — там они появляются обычно раньше;</w:t>
       </w:r>
     </w:p>
     <w:p>
